--- a/4-质量管理/运行记录类文件/HFSJ-ITSS-0417-2025年度质量管理计划.docx
+++ b/4-质量管理/运行记录类文件/HFSJ-ITSS-0417-2025年度质量管理计划.docx
@@ -4162,7 +4162,7 @@
         <w:textAlignment w:val="baseline"/>
       </w:pPr>
       <w:r>
-        <w:t>产品产品质量部相应的职责如下：</w:t>
+        <w:t>产品质量部相应的职责如下：</w:t>
       </w:r>
     </w:p>
     <w:p>
@@ -4243,7 +4243,7 @@
         <w:textAlignment w:val="baseline"/>
       </w:pPr>
       <w:r>
-        <w:t>责任人：产品产品质量部经理 执行人：产品产品质量部专员 监督人：产品产品质量部经理</w:t>
+        <w:t>责任人：产品质量部经理 执行人：产品质量部专员 监督人：产品质量部经理</w:t>
       </w:r>
     </w:p>
     <w:p>
@@ -5083,7 +5083,7 @@
               <w:textAlignment w:val="baseline"/>
             </w:pPr>
             <w:r>
-              <w:t>产品产品质量部</w:t>
+              <w:t>产品质量部</w:t>
             </w:r>
           </w:p>
         </w:tc>
@@ -5126,7 +5126,7 @@
               <w:textAlignment w:val="baseline"/>
             </w:pPr>
             <w:r>
-              <w:t>产品产品质量部专员</w:t>
+              <w:t>产品质量部专员</w:t>
             </w:r>
           </w:p>
         </w:tc>
@@ -5169,7 +5169,7 @@
               <w:textAlignment w:val="baseline"/>
             </w:pPr>
             <w:r>
-              <w:t>产品产品质量部经理</w:t>
+              <w:t>产品质量部经理</w:t>
             </w:r>
           </w:p>
         </w:tc>
@@ -5365,7 +5365,7 @@
               <w:textAlignment w:val="baseline"/>
             </w:pPr>
             <w:r>
-              <w:t>产品产品质量部</w:t>
+              <w:t>产品质量部</w:t>
             </w:r>
           </w:p>
         </w:tc>
@@ -5408,7 +5408,7 @@
               <w:textAlignment w:val="baseline"/>
             </w:pPr>
             <w:r>
-              <w:t>产品产品质量部专员</w:t>
+              <w:t>产品质量部专员</w:t>
             </w:r>
           </w:p>
         </w:tc>
@@ -5451,7 +5451,7 @@
               <w:textAlignment w:val="baseline"/>
             </w:pPr>
             <w:r>
-              <w:t>产品产品质量部经理</w:t>
+              <w:t>产品质量部经理</w:t>
             </w:r>
           </w:p>
         </w:tc>
@@ -5639,7 +5639,7 @@
               <w:textAlignment w:val="baseline"/>
             </w:pPr>
             <w:r>
-              <w:t>产品产品质量部</w:t>
+              <w:t>产品质量部</w:t>
             </w:r>
           </w:p>
         </w:tc>
@@ -5682,7 +5682,7 @@
               <w:textAlignment w:val="baseline"/>
             </w:pPr>
             <w:r>
-              <w:t>产品产品质量部专员</w:t>
+              <w:t>产品质量部专员</w:t>
             </w:r>
           </w:p>
         </w:tc>
@@ -5725,7 +5725,7 @@
               <w:textAlignment w:val="baseline"/>
             </w:pPr>
             <w:r>
-              <w:t>产品产品质量部经理</w:t>
+              <w:t>产品质量部经理</w:t>
             </w:r>
           </w:p>
         </w:tc>
@@ -5921,7 +5921,7 @@
               <w:textAlignment w:val="baseline"/>
             </w:pPr>
             <w:r>
-              <w:t>产品产品质量部</w:t>
+              <w:t>产品质量部</w:t>
             </w:r>
           </w:p>
         </w:tc>
@@ -5964,7 +5964,7 @@
               <w:textAlignment w:val="baseline"/>
             </w:pPr>
             <w:r>
-              <w:t>产品产品质量部专员</w:t>
+              <w:t>产品质量部专员</w:t>
             </w:r>
           </w:p>
         </w:tc>
@@ -6007,7 +6007,7 @@
               <w:textAlignment w:val="baseline"/>
             </w:pPr>
             <w:r>
-              <w:t>产品产品质量部经理</w:t>
+              <w:t>产品质量部经理</w:t>
             </w:r>
           </w:p>
         </w:tc>
@@ -6203,7 +6203,7 @@
               <w:textAlignment w:val="baseline"/>
             </w:pPr>
             <w:r>
-              <w:t>产品产品质量部</w:t>
+              <w:t>产品质量部</w:t>
             </w:r>
           </w:p>
         </w:tc>
@@ -6246,7 +6246,7 @@
               <w:textAlignment w:val="baseline"/>
             </w:pPr>
             <w:r>
-              <w:t>产品产品质量部专员</w:t>
+              <w:t>产品质量部专员</w:t>
             </w:r>
           </w:p>
         </w:tc>
@@ -6289,7 +6289,7 @@
               <w:textAlignment w:val="baseline"/>
             </w:pPr>
             <w:r>
-              <w:t>产品产品质量部经理</w:t>
+              <w:t>产品质量部经理</w:t>
             </w:r>
           </w:p>
         </w:tc>
@@ -6485,7 +6485,7 @@
               <w:textAlignment w:val="baseline"/>
             </w:pPr>
             <w:r>
-              <w:t>产品产品质量部</w:t>
+              <w:t>产品质量部</w:t>
             </w:r>
           </w:p>
         </w:tc>
@@ -6528,7 +6528,7 @@
               <w:textAlignment w:val="baseline"/>
             </w:pPr>
             <w:r>
-              <w:t>产品产品质量部专员</w:t>
+              <w:t>产品质量部专员</w:t>
             </w:r>
           </w:p>
         </w:tc>
@@ -6571,7 +6571,7 @@
               <w:textAlignment w:val="baseline"/>
             </w:pPr>
             <w:r>
-              <w:t>产品产品质量部经理</w:t>
+              <w:t>产品质量部经理</w:t>
             </w:r>
           </w:p>
         </w:tc>
@@ -6769,7 +6769,7 @@
               <w:textAlignment w:val="baseline"/>
             </w:pPr>
             <w:r>
-              <w:t>产品产品质量部</w:t>
+              <w:t>产品质量部</w:t>
             </w:r>
           </w:p>
         </w:tc>
@@ -6812,7 +6812,7 @@
               <w:textAlignment w:val="baseline"/>
             </w:pPr>
             <w:r>
-              <w:t>产品产品质量部专员</w:t>
+              <w:t>产品质量部专员</w:t>
             </w:r>
           </w:p>
         </w:tc>
@@ -6855,7 +6855,7 @@
               <w:textAlignment w:val="baseline"/>
             </w:pPr>
             <w:r>
-              <w:t>产品产品质量部经理</w:t>
+              <w:t>产品质量部经理</w:t>
             </w:r>
           </w:p>
         </w:tc>
@@ -7634,7 +7634,7 @@
               <w:textAlignment w:val="baseline"/>
             </w:pPr>
             <w:r>
-              <w:t>产品产品质量部专员</w:t>
+              <w:t>产品质量部专员</w:t>
             </w:r>
           </w:p>
         </w:tc>
@@ -7771,7 +7771,7 @@
         <w:textAlignment w:val="baseline"/>
       </w:pPr>
       <w:r>
-        <w:t>公司产品产品质量部定期以邮件/调查问卷/走访/电话等方式对客户进行满意度调查，并对客户满意度得分低的调查项提出明确的改进和预防措施，按照措施在计划时间内完成整改，同时做好客户沟通解释工作。</w:t>
+        <w:t>公司产品质量部定期以邮件/调查问卷/走访/电话等方式对客户进行满意度调查，并对客户满意度得分低的调查项提出明确的改进和预防措施，按照措施在计划时间内完成整改，同时做好客户沟通解释工作。</w:t>
       </w:r>
     </w:p>
     <w:p>
@@ -7793,7 +7793,7 @@
         <w:textAlignment w:val="baseline"/>
       </w:pPr>
       <w:r>
-        <w:t>服务台专员在项目结束及事件、投诉时对客户进行满意度调查，并将结果提交给产品产品质量部专员。</w:t>
+        <w:t>服务台专员在项目结束及事件、投诉时对客户进行满意度调查，并将结果提交给产品质量部专员。</w:t>
       </w:r>
     </w:p>
     <w:p>
@@ -7815,7 +7815,7 @@
         <w:textAlignment w:val="baseline"/>
       </w:pPr>
       <w:r>
-        <w:t>产品产品质量部专员定期对客户满意度调查结果进行汇总分析，并形成《运维服务满意度调查分析报告》，提交给部门经理和公司总经理，同时对于调查结果中反映出的典型问题及改进方法向公司各部门发布，并组织相关人员讨论学习。</w:t>
+        <w:t>产品质量部专员定期对客户满意度调查结果进行汇总分析，并形成《运维服务满意度调查分析报告》，提交给部门经理和公司总经理，同时对于调查结果中反映出的典型问题及改进方法向公司各部门发布，并组织相关人员讨论学习。</w:t>
       </w:r>
     </w:p>
     <w:p>
@@ -8997,7 +8997,7 @@
               <w:textAlignment w:val="baseline"/>
             </w:pPr>
             <w:r>
-              <w:t>产品产品质量部专员</w:t>
+              <w:t>产品质量部专员</w:t>
             </w:r>
           </w:p>
         </w:tc>
@@ -9271,7 +9271,7 @@
               <w:textAlignment w:val="baseline"/>
             </w:pPr>
             <w:r>
-              <w:t>产品产品质量部专员</w:t>
+              <w:t>产品质量部专员</w:t>
             </w:r>
           </w:p>
         </w:tc>
@@ -9545,7 +9545,7 @@
               <w:textAlignment w:val="baseline"/>
             </w:pPr>
             <w:r>
-              <w:t>产品产品质量部专员</w:t>
+              <w:t>产品质量部专员</w:t>
             </w:r>
           </w:p>
         </w:tc>
@@ -10400,7 +10400,7 @@
               <w:textAlignment w:val="baseline"/>
             </w:pPr>
             <w:r>
-              <w:t>产品产品质量部专员</w:t>
+              <w:t>产品质量部专员</w:t>
             </w:r>
           </w:p>
         </w:tc>
@@ -11770,7 +11770,7 @@
               <w:textAlignment w:val="baseline"/>
             </w:pPr>
             <w:r>
-              <w:t>产品产品质量部经理</w:t>
+              <w:t>产品质量部经理</w:t>
             </w:r>
           </w:p>
         </w:tc>
@@ -11899,7 +11899,7 @@
               <w:textAlignment w:val="baseline"/>
             </w:pPr>
             <w:r>
-              <w:t>产品产品质量部经理制定管理评审计划</w:t>
+              <w:t>产品质量部经理制定管理评审计划</w:t>
             </w:r>
           </w:p>
         </w:tc>
@@ -12044,7 +12044,7 @@
               <w:textAlignment w:val="baseline"/>
             </w:pPr>
             <w:r>
-              <w:t>产品产品质量部组织、其他部门配合</w:t>
+              <w:t>产品质量部组织、其他部门配合</w:t>
             </w:r>
           </w:p>
         </w:tc>
